--- a/pathway-orientation/docs/pathway-orientation-master.docx
+++ b/pathway-orientation/docs/pathway-orientation-master.docx
@@ -79,7 +79,7 @@
           <w:sz w:val="22"/>
           <w:szCs w:val="22"/>
         </w:rPr>
-        <w:t xml:space="preserve">Curriculum Alignment, Facilitation and Pilot Package — prepared for the Curriculum Development Centre, Zambia Ministry of Education</w:t>
+        <w:t xml:space="preserve">Curriculum Alignment, Facilitation and Pilot Package: prepared for the Curriculum Development Centre, Zambia Ministry of Education</w:t>
       </w:r>
     </w:p>
     <w:p>
@@ -157,7 +157,7 @@
           <w:sz w:val="21"/>
           <w:szCs w:val="21"/>
         </w:rPr>
-        <w:t xml:space="preserve">Every part of this package — the curriculum mapping, the facilitator's guide, and the pilot toolkit — refers back to the same seven orientations and the same colour for each. This page is a visual key for the tables that follow.</w:t>
+        <w:t xml:space="preserve">Every part of this package, the curriculum mapping, the facilitator's guide, and the pilot toolkit, refers back to the same seven orientations and the same colour for each. This page is a visual key for the tables that follow.</w:t>
       </w:r>
     </w:p>
     <w:p>
@@ -303,7 +303,7 @@
           <w:sz w:val="21"/>
           <w:szCs w:val="21"/>
         </w:rPr>
-        <w:t xml:space="preserve">Part One — Curriculum Alignment</w:t>
+        <w:t xml:space="preserve">Part One: Curriculum Alignment</w:t>
       </w:r>
       <w:r>
         <w:rPr>
@@ -534,7 +534,7 @@
           <w:sz w:val="21"/>
           <w:szCs w:val="21"/>
         </w:rPr>
-        <w:t xml:space="preserve">Part Two — Facilitator's Guide</w:t>
+        <w:t xml:space="preserve">Part Two: Facilitator's Guide</w:t>
       </w:r>
       <w:r>
         <w:rPr>
@@ -563,7 +563,7 @@
           <w:sz w:val="19"/>
           <w:szCs w:val="19"/>
         </w:rPr>
-        <w:t xml:space="preserve">What This Tool Is — and Is Not</w:t>
+        <w:t xml:space="preserve">What This Tool Is, and Is Not</w:t>
       </w:r>
       <w:r>
         <w:rPr>
@@ -621,7 +621,7 @@
           <w:sz w:val="19"/>
           <w:szCs w:val="19"/>
         </w:rPr>
-        <w:t xml:space="preserve">Session 1 — Introduction &amp; Self-Assessment</w:t>
+        <w:t xml:space="preserve">Session 1: Introduction &amp; Self-Assessment</w:t>
       </w:r>
       <w:r>
         <w:rPr>
@@ -650,7 +650,7 @@
           <w:sz w:val="19"/>
           <w:szCs w:val="19"/>
         </w:rPr>
-        <w:t xml:space="preserve">Session 2 — Scoring &amp; Reading Your Result</w:t>
+        <w:t xml:space="preserve">Session 2: Scoring &amp; Reading Your Result</w:t>
       </w:r>
       <w:r>
         <w:rPr>
@@ -679,7 +679,7 @@
           <w:sz w:val="19"/>
           <w:szCs w:val="19"/>
         </w:rPr>
-        <w:t xml:space="preserve">Session 3 — World of Work, Decisions, Pathways &amp; Working Together</w:t>
+        <w:t xml:space="preserve">Session 3: World of Work, Decisions, Pathways &amp; Working Together</w:t>
       </w:r>
       <w:r>
         <w:rPr>
@@ -737,7 +737,7 @@
           <w:sz w:val="19"/>
           <w:szCs w:val="19"/>
         </w:rPr>
-        <w:t xml:space="preserve">Quick Reference — The Seven Orientations</w:t>
+        <w:t xml:space="preserve">Quick Reference: The Seven Orientations</w:t>
       </w:r>
       <w:r>
         <w:rPr>
@@ -794,7 +794,7 @@
           <w:sz w:val="21"/>
           <w:szCs w:val="21"/>
         </w:rPr>
-        <w:t xml:space="preserve">Part Three — Pilot Plan &amp; Feedback Toolkit</w:t>
+        <w:t xml:space="preserve">Part Three: Pilot Plan &amp; Feedback Toolkit</w:t>
       </w:r>
       <w:r>
         <w:rPr>
@@ -1222,7 +1222,7 @@
                 <w:sz w:val="17"/>
                 <w:szCs w:val="17"/>
               </w:rPr>
-              <w:t xml:space="preserve">— Section 5.10, p.42, 2023 Zambia Education Curriculum Framework</w:t>
+              <w:t xml:space="preserve">Source: Section 5.10, p.42, 2023 Zambia Education Curriculum Framework</w:t>
             </w:r>
           </w:p>
         </w:tc>
@@ -1243,7 +1243,7 @@
           <w:sz w:val="21"/>
           <w:szCs w:val="21"/>
         </w:rPr>
-        <w:t xml:space="preserve">No dedicated weekly timetable period for Guidance and Counselling exists for Form 1–4 learners in this Framework, unlike core examinable subjects. This is consistent with its status as a cross-cutting theme rather than an examined subject. In practice this means the workbook is delivered during Civic Education periods, co-curricular time, or a dedicated Guidance department session arranged outside the formal timetable — see the facilitator's guide.</w:t>
+        <w:t xml:space="preserve">No dedicated weekly timetable period for Guidance and Counselling exists for Form 1–4 learners in this Framework, unlike core examinable subjects. This is consistent with its status as a cross-cutting theme rather than an examined subject. In practice this means the workbook is delivered during Civic Education periods, co-curricular time, or a dedicated Guidance department session arranged outside the formal timetable; see the facilitator's guide.</w:t>
       </w:r>
     </w:p>
     <w:p>
@@ -1314,7 +1314,7 @@
                 <w:sz w:val="17"/>
                 <w:szCs w:val="17"/>
               </w:rPr>
-              <w:t xml:space="preserve">— Section 4.3, p.21</w:t>
+              <w:t xml:space="preserve">Source: Section 4.3, p.21</w:t>
             </w:r>
           </w:p>
         </w:tc>
@@ -1335,7 +1335,7 @@
           <w:sz w:val="21"/>
           <w:szCs w:val="21"/>
         </w:rPr>
-        <w:t xml:space="preserve">Form 3 and Form 4 — this workbook's audience — sit inside Ordinary Level, in the second half of a pathway learners were placed into at the start of Form 1. There are eight Ordinary Level Pathways:</w:t>
+        <w:t xml:space="preserve">Form 3 and Form 4, this workbook's audience, sit inside Ordinary Level, in the second half of a pathway learners were placed into at the start of Form 1. There are eight Ordinary Level Pathways:</w:t>
       </w:r>
     </w:p>
     <w:tbl>
@@ -1977,7 +1977,7 @@
                 <w:sz w:val="17"/>
                 <w:szCs w:val="17"/>
               </w:rPr>
-              <w:t xml:space="preserve">— Section 4.3.1, p.21</w:t>
+              <w:t xml:space="preserve">Source: Section 4.3.1, p.21</w:t>
             </w:r>
           </w:p>
         </w:tc>
@@ -1997,7 +1997,7 @@
           <w:sz w:val="24"/>
           <w:szCs w:val="24"/>
         </w:rPr>
-        <w:t xml:space="preserve">The Advanced Level Pathways — the decision Form 3/4 learners are actually approaching</w:t>
+        <w:t xml:space="preserve">The Advanced Level Pathways: the decision Form 3/4 learners are actually approaching</w:t>
       </w:r>
     </w:p>
     <w:p>
@@ -2069,7 +2069,7 @@
                 <w:sz w:val="17"/>
                 <w:szCs w:val="17"/>
               </w:rPr>
-              <w:t xml:space="preserve">— Section 4.3.2.1, p.25</w:t>
+              <w:t xml:space="preserve">Source: Section 4.3.2.1, p.25</w:t>
             </w:r>
           </w:p>
         </w:tc>
@@ -2126,7 +2126,7 @@
                 <w:sz w:val="17"/>
                 <w:szCs w:val="17"/>
               </w:rPr>
-              <w:t xml:space="preserve">— Section 4.3.2.1, p.26</w:t>
+              <w:t xml:space="preserve">Source: Section 4.3.2.1, p.26</w:t>
             </w:r>
           </w:p>
         </w:tc>
@@ -2165,7 +2165,7 @@
           <w:sz w:val="21"/>
           <w:szCs w:val="21"/>
         </w:rPr>
-        <w:t xml:space="preserve">The Framework establishes the Personal–Social–Vocational–Educational (PSVE) structure and the pathway system with page-cited authority. It does not contain a separate, numbered, learning-objective-by-objective Guidance and Counselling syllabus of the kind subjects like English or Biology have as their own booklet — consistent with Guidance and Counselling's status here as cross-cutting rather than examined. This Framework is treated as the governing source for this mapping.</w:t>
+        <w:t xml:space="preserve">The Framework establishes the Personal-Social-Vocational-Educational (PSVE) structure and the pathway system with page-cited authority. It does not contain a separate, numbered, learning-objective-by-objective Guidance and Counselling syllabus of the kind subjects like English or Biology have as their own booklet, consistent with Guidance and Counselling's status here as cross-cutting rather than examined. This Framework is treated as the governing source for this mapping.</w:t>
       </w:r>
     </w:p>
     <w:p>
@@ -2873,7 +2873,7 @@
                 <w:sz w:val="18"/>
                 <w:szCs w:val="18"/>
               </w:rPr>
-              <w:t xml:space="preserve">Introduction — “How Your Result Works”</w:t>
+              <w:t xml:space="preserve">Introduction: “How Your Result Works”</w:t>
             </w:r>
           </w:p>
         </w:tc>
@@ -3181,7 +3181,7 @@
                 <w:sz w:val="18"/>
                 <w:szCs w:val="18"/>
               </w:rPr>
-              <w:t xml:space="preserve">—</w:t>
+              <w:t xml:space="preserve">N/A</w:t>
             </w:r>
           </w:p>
         </w:tc>
@@ -3429,7 +3429,7 @@
                 <w:sz w:val="18"/>
                 <w:szCs w:val="18"/>
               </w:rPr>
-              <w:t xml:space="preserve">—</w:t>
+              <w:t xml:space="preserve">N/A</w:t>
             </w:r>
           </w:p>
         </w:tc>
@@ -5905,7 +5905,7 @@
                 <w:sz w:val="20"/>
                 <w:szCs w:val="20"/>
               </w:rPr>
-              <w:t xml:space="preserve">Physical Education and Sport (O-Level) and Sports Science (A-Level) are not the primary destination for any of the seven orientations as currently defined — Preservation is the closest secondary fit, via discipline and physical stewardship. Home Economics and Hospitality (O-Level) similarly has no orientation for which it is primary — Form and Integration touch it only as a secondary or related pathway.</w:t>
+              <w:t xml:space="preserve">Physical Education and Sport (O-Level) and Sports Science (A-Level) are not the primary destination for any of the seven orientations as currently defined; Preservation is the closest secondary fit, via discipline and physical stewardship. Home Economics and Hospitality (O-Level) similarly has no orientation for which it is primary; Form and Integration touch it only as a secondary or related pathway.</w:t>
             </w:r>
           </w:p>
           <w:p>
@@ -5960,7 +5960,7 @@
           <w:sz w:val="21"/>
           <w:szCs w:val="21"/>
         </w:rPr>
-        <w:t xml:space="preserve">Personal, Vocational and Educational are strongly covered. Social is addressed directly through a dedicated small-group activity: learners share a Pathways to Explore item, then discuss what each person's orientation would contribute to a shared class project and which orientation, if any, is missing from the group — see the facilitator's guide, Session 3.</w:t>
+        <w:t xml:space="preserve">Personal, Vocational and Educational are strongly covered. Social is addressed directly through a dedicated small-group activity: learners share a Pathways to Explore item, then discuss what each person's orientation would contribute to a shared class project and which orientation, if any, is missing from the group; see the facilitator's guide, Session 3.</w:t>
       </w:r>
     </w:p>
     <w:p>
@@ -6017,7 +6017,7 @@
           <w:sz w:val="21"/>
           <w:szCs w:val="21"/>
         </w:rPr>
-        <w:t xml:space="preserve">Where the Integration profile names a Home Economics subject, it names the specific subject — Food and Nutrition — rather than the pathway name “Home Economics,” since the Framework names the constituent subjects as Fashion and Fabrics, Food and Nutrition, Hospitality Management, and Travel and Tourism.</w:t>
+        <w:t xml:space="preserve">Where the Integration profile names a Home Economics subject, it names the specific subject, Food and Nutrition, rather than the pathway name “Home Economics,” since the Framework names the constituent subjects as Fashion and Fabrics, Food and Nutrition, Hospitality Management, and Travel and Tourism.</w:t>
       </w:r>
     </w:p>
     <w:p>
@@ -6172,7 +6172,7 @@
           <w:sz w:val="21"/>
           <w:szCs w:val="21"/>
         </w:rPr>
-        <w:t xml:space="preserve">This guide grounds the four official Careers Guidance and Counselling areas — Personal, Social, Vocational, Educational (PSVE) — used throughout in the 2023 Zambia Education Curriculum Framework, as set out in Part One above.</w:t>
+        <w:t xml:space="preserve">This guide grounds the four official Careers Guidance and Counselling areas, Personal, Social, Vocational, Educational (PSVE), used throughout in the 2023 Zambia Education Curriculum Framework, as set out in Part One above.</w:t>
       </w:r>
     </w:p>
     <w:p>
@@ -6192,7 +6192,7 @@
           <w:sz w:val="30"/>
           <w:szCs w:val="30"/>
         </w:rPr>
-        <w:t xml:space="preserve">What This Tool Is — and Is Not</w:t>
+        <w:t xml:space="preserve">What This Tool Is, and Is Not</w:t>
       </w:r>
     </w:p>
     <w:tbl>
@@ -7241,7 +7241,7 @@
           <w:sz w:val="30"/>
           <w:szCs w:val="30"/>
         </w:rPr>
-        <w:t xml:space="preserve">Session 1 — Introduction &amp; Self-Assessment</w:t>
+        <w:t xml:space="preserve">Session 1: Introduction &amp; Self-Assessment</w:t>
       </w:r>
     </w:p>
     <w:p>
@@ -7336,7 +7336,7 @@
           <w:sz w:val="21"/>
           <w:szCs w:val="21"/>
         </w:rPr>
-        <w:t xml:space="preserve">Let learners work through all 42 questions individually and silently. Circulate to answer procedural questions only — not to help them decide how to answer.</w:t>
+        <w:t xml:space="preserve">Let learners work through all 42 questions individually and silently. Circulate to answer procedural questions only, not to help them decide how to answer.</w:t>
       </w:r>
     </w:p>
     <w:p>
@@ -7375,7 +7375,7 @@
           <w:sz w:val="30"/>
           <w:szCs w:val="30"/>
         </w:rPr>
-        <w:t xml:space="preserve">Session 2 — Scoring &amp; Reading Your Result</w:t>
+        <w:t xml:space="preserve">Session 2: Scoring &amp; Reading Your Result</w:t>
       </w:r>
     </w:p>
     <w:p>
@@ -7509,7 +7509,7 @@
           <w:sz w:val="30"/>
           <w:szCs w:val="30"/>
         </w:rPr>
-        <w:t xml:space="preserve">Session 3 — World of Work, Decisions, Pathways &amp; Working Together</w:t>
+        <w:t xml:space="preserve">Session 3: World of Work, Decisions, Pathways &amp; Working Together</w:t>
       </w:r>
     </w:p>
     <w:p>
@@ -7581,7 +7581,7 @@
           <w:sz w:val="21"/>
           <w:szCs w:val="21"/>
         </w:rPr>
-        <w:t xml:space="preserve">Read or paraphrase the note for each orientation represented in the class. Keep it honest — including the less glamorous parts named below is deliberate.</w:t>
+        <w:t xml:space="preserve">Read or paraphrase the note for each orientation represented in the class. Keep it honest: including the less glamorous parts named below is deliberate.</w:t>
       </w:r>
     </w:p>
     <w:tbl>
@@ -7763,7 +7763,7 @@
                 <w:sz w:val="18"/>
                 <w:szCs w:val="18"/>
               </w:rPr>
-              <w:t xml:space="preserve">People with strong Order often end up in work where a small mistake matters a lot — a wrong measurement on a building, an error in an accounts book. Much of the day is quiet and methodical: checking, planning, and following procedures precisely, sometimes for months before a project is finished.</w:t>
+              <w:t xml:space="preserve">People with strong Order often end up in work where a small mistake matters a lot: a wrong measurement on a building, an error in an accounts book. Much of the day is quiet and methodical: checking, planning, and following procedures precisely, sometimes for months before a project is finished.</w:t>
             </w:r>
           </w:p>
         </w:tc>
@@ -7864,7 +7864,7 @@
                 <w:sz w:val="18"/>
                 <w:szCs w:val="18"/>
               </w:rPr>
-              <w:t xml:space="preserve">Creative work often means long stretches with no fixed instructions — you decide what “good” looks like yourself. Income can be irregular, especially early on, and most people in creative fields also do other paid work alongside their craft.</w:t>
+              <w:t xml:space="preserve">Creative work often means long stretches with no fixed instructions: you decide what “good” looks like yourself. Income can be irregular, especially early on, and most people in creative fields also do other paid work alongside their craft.</w:t>
             </w:r>
           </w:p>
         </w:tc>
@@ -7965,7 +7965,7 @@
                 <w:sz w:val="18"/>
                 <w:szCs w:val="18"/>
               </w:rPr>
-              <w:t xml:space="preserve">This work is mostly about people, not tasks — meetings, phone calls, and sorting out clashes between what different people want. It can be tiring because your day depends on everyone else's day going to plan, which it often does not.</w:t>
+              <w:t xml:space="preserve">This work is mostly about people, not tasks: meetings, phone calls, and sorting out clashes between what different people want. It can be tiring because your day depends on everyone else's day going to plan, which it often does not.</w:t>
             </w:r>
           </w:p>
         </w:tc>
@@ -8167,7 +8167,7 @@
                 <w:sz w:val="18"/>
                 <w:szCs w:val="18"/>
               </w:rPr>
-              <w:t xml:space="preserve">Teaching, counselling and mentoring work is emotionally demanding as well as practically demanding — you carry other people's setbacks alongside your own. It is also often paid less than its importance deserves, which is worth naming honestly.</w:t>
+              <w:t xml:space="preserve">Teaching, counselling and mentoring work is emotionally demanding as well as practically demanding; you carry other people's setbacks alongside your own. It is also often paid less than its importance deserves, which is worth naming honestly.</w:t>
             </w:r>
           </w:p>
         </w:tc>
@@ -8369,7 +8369,7 @@
                 <w:sz w:val="18"/>
                 <w:szCs w:val="18"/>
               </w:rPr>
-              <w:t xml:space="preserve">Change-focused work is unstable by nature — you may need to start over more than once, and not every idea or business will succeed. Financial security often comes later than in more traditional careers, if it comes from this path at all.</w:t>
+              <w:t xml:space="preserve">Change-focused work is unstable by nature: you may need to start over more than once, and not every idea or business will succeed. Financial security often comes later than in more traditional careers, if it comes from this path at all.</w:t>
             </w:r>
           </w:p>
         </w:tc>
@@ -8537,7 +8537,7 @@
           <w:sz w:val="21"/>
           <w:szCs w:val="21"/>
         </w:rPr>
-        <w:t xml:space="preserve">In small groups (mixed dominant orientations work best), learners share one item each from their own Pathways to Explore section — a subject, institution, or career example — and why it appealed to them.</w:t>
+        <w:t xml:space="preserve">In small groups (mixed dominant orientations work best), learners share one item each from their own Pathways to Explore section (a subject, institution, or career example) and why it appealed to them.</w:t>
       </w:r>
     </w:p>
     <w:p>
@@ -8669,7 +8669,7 @@
           <w:sz w:val="21"/>
           <w:szCs w:val="21"/>
         </w:rPr>
-        <w:t xml:space="preserve">No computers or internet are needed at any point — the workbook and this guide are both designed to work entirely on paper.</w:t>
+        <w:t xml:space="preserve">No computers or internet are needed at any point: the workbook and this guide are both designed to work entirely on paper.</w:t>
       </w:r>
     </w:p>
     <w:p>
@@ -8832,7 +8832,7 @@
                 <w:sz w:val="18"/>
                 <w:szCs w:val="18"/>
               </w:rPr>
-              <w:t xml:space="preserve">Do not treat the workbook as overriding family input. Acknowledge both: “Your result is one useful piece of information about yourself — it sits alongside what your family wants for you and what the school advises, not above them.” Offer to help the student prepare for that conversation at home rather than have it for them.</w:t>
+              <w:t xml:space="preserve">Do not treat the workbook as overriding family input. Acknowledge both: “Your result is one useful piece of information about yourself; it sits alongside what your family wants for you and what the school advises, not above them.” Offer to help the student prepare for that conversation at home rather than have it for them.</w:t>
             </w:r>
           </w:p>
         </w:tc>
@@ -9221,7 +9221,7 @@
           <w:sz w:val="30"/>
           <w:szCs w:val="30"/>
         </w:rPr>
-        <w:t xml:space="preserve">Quick Reference — The Seven Orientations</w:t>
+        <w:t xml:space="preserve">Quick Reference: The Seven Orientations</w:t>
       </w:r>
     </w:p>
     <w:tbl>
@@ -10141,7 +10141,7 @@
           <w:sz w:val="21"/>
           <w:szCs w:val="21"/>
         </w:rPr>
-        <w:t xml:space="preserve">Used only to track who has completed the activity — never to record a learner's Dominant/Secondary/Shadow result. Personal results belong to the learner.</w:t>
+        <w:t xml:space="preserve">Used only to track who has completed the activity; never to record a learner's Dominant/Secondary/Shadow result. Personal results belong to the learner.</w:t>
       </w:r>
     </w:p>
     <w:tbl>
@@ -10952,7 +10952,7 @@
           <w:sz w:val="30"/>
           <w:szCs w:val="30"/>
         </w:rPr>
-        <w:t xml:space="preserve">Before You Begin — Permissions and Ethics</w:t>
+        <w:t xml:space="preserve">Before You Begin: Permissions and Ethics</w:t>
       </w:r>
     </w:p>
     <w:p>
@@ -10971,7 +10971,7 @@
           <w:sz w:val="21"/>
           <w:szCs w:val="21"/>
         </w:rPr>
-        <w:t xml:space="preserve">Get written authorisation from the school's Head Teacher before running any session — the material has not yet received CDC endorsement at the point of piloting.</w:t>
+        <w:t xml:space="preserve">Get written authorisation from the school's Head Teacher before running any session; the material has not yet received CDC endorsement at the point of piloting.</w:t>
       </w:r>
     </w:p>
     <w:p>
@@ -11009,7 +11009,7 @@
           <w:sz w:val="21"/>
           <w:szCs w:val="21"/>
         </w:rPr>
-        <w:t xml:space="preserve">Tell learners plainly that this is a trial version and their honest feedback — including criticism — is wanted and will be used to improve it.</w:t>
+        <w:t xml:space="preserve">Tell learners plainly that this is a trial version and their honest feedback, including criticism, is wanted and will be used to improve it.</w:t>
       </w:r>
     </w:p>
     <w:p>
@@ -11086,7 +11086,7 @@
           <w:sz w:val="21"/>
           <w:szCs w:val="21"/>
         </w:rPr>
-        <w:t xml:space="preserve">Two to three schools, chosen to vary rather than to flatter the workbook — at least one under-resourced setting, to genuinely test the facilitator's guide's adaptations for schools without enough printed copies or a photocopier.</w:t>
+        <w:t xml:space="preserve">Two to three schools, chosen to vary rather than to flatter the workbook: at least one under-resourced setting, to genuinely test the facilitator's guide's adaptations for schools without enough printed copies or a photocopier.</w:t>
       </w:r>
     </w:p>
     <w:p>
@@ -13841,7 +13841,7 @@
                 <w:sz w:val="18"/>
                 <w:szCs w:val="18"/>
               </w:rPr>
-              <w:t xml:space="preserve">Key findings — timing</w:t>
+              <w:t xml:space="preserve">Key findings: timing</w:t>
             </w:r>
           </w:p>
         </w:tc>
@@ -13904,7 +13904,7 @@
                 <w:sz w:val="18"/>
                 <w:szCs w:val="18"/>
               </w:rPr>
-              <w:t xml:space="preserve">Key findings — comprehension issues found and fixed</w:t>
+              <w:t xml:space="preserve">Key findings: comprehension issues found and fixed</w:t>
             </w:r>
           </w:p>
         </w:tc>
@@ -13967,7 +13967,7 @@
                 <w:sz w:val="18"/>
                 <w:szCs w:val="18"/>
               </w:rPr>
-              <w:t xml:space="preserve">Key findings — sensitive situations encountered and how handled</w:t>
+              <w:t xml:space="preserve">Key findings: sensitive situations encountered and how handled</w:t>
             </w:r>
           </w:p>
         </w:tc>
@@ -14656,7 +14656,7 @@
         <w:sz w:val="16"/>
         <w:szCs w:val="16"/>
       </w:rPr>
-      <w:t xml:space="preserve">Pathway Orientation — Master Package</w:t>
+      <w:t xml:space="preserve">Pathway Orientation: Master Package</w:t>
     </w:r>
   </w:p>
 </w:hdr>
